--- a/OroticAcid/OroticAcid.docx
+++ b/OroticAcid/OroticAcid.docx
@@ -62,7 +62,7 @@
         </w:rPr>
       </w:pPr>
       <w:r>
-        <w:object w:dxaOrig="1815" w:dyaOrig="1635" w14:anchorId="34495E6F">
+        <w:object w:dxaOrig="1530" w:dyaOrig="1635" w14:anchorId="34495E6F">
           <v:shapetype id="_x0000_t75" coordsize="21600,21600" o:spt="75" o:preferrelative="t" path="m@4@5l@4@11@9@11@9@5xe" filled="f" stroked="f">
             <v:stroke joinstyle="miter"/>
             <v:formulas>
@@ -82,10 +82,10 @@
             <v:path o:extrusionok="f" gradientshapeok="t" o:connecttype="rect"/>
             <o:lock v:ext="edit" aspectratio="t"/>
           </v:shapetype>
-          <v:shape id="_x0000_i1025" type="#_x0000_t75" style="width:90.75pt;height:81.75pt" o:ole="">
+          <v:shape id="_x0000_i1027" type="#_x0000_t75" style="width:76.5pt;height:81.75pt" o:ole="">
             <v:imagedata r:id="rId6" o:title=""/>
           </v:shape>
-          <o:OLEObject Type="Embed" ProgID="ACD.ChemSketch.20" ShapeID="_x0000_i1025" DrawAspect="Content" ObjectID="_1841915466" r:id="rId7"/>
+          <o:OLEObject Type="Embed" ProgID="ACD.ChemSketch.20" ShapeID="_x0000_i1027" DrawAspect="Content" ObjectID="_1852283697" r:id="rId7"/>
         </w:object>
       </w:r>
     </w:p>
@@ -2638,6 +2638,7 @@
   <w:style w:type="character" w:default="1" w:styleId="DefaultParagraphFont">
     <w:name w:val="Default Paragraph Font"/>
     <w:uiPriority w:val="1"/>
+    <w:semiHidden/>
     <w:unhideWhenUsed/>
   </w:style>
   <w:style w:type="table" w:default="1" w:styleId="TableNormal">
